--- a/aura-documents/output/word/05-client-forms/08-guest-feedback-satisfaction-survey.docx
+++ b/aura-documents/output/word/05-client-forms/08-guest-feedback-satisfaction-survey.docx
@@ -30,7 +30,7 @@
           <w:color w:val="7A6753"/>
           <w:sz w:val="16"/>
         </w:rPr>
-        <w:t xml:space="preserve">Document No. AUR-FRM-08 · Version 0.1 (Draft) · Owner: General Manager · Effective: </w:t>
+        <w:t xml:space="preserve">Document No. AUR-FRM-08 · Version 0.2 (Draft) · Owner: General Manager · Effective: </w:t>
       </w:r>
       <w:r>
         <w:rPr>
@@ -73,9 +73,10 @@
         </w:tblBorders>
       </w:tblPr>
       <w:tblGrid>
-        <w:gridCol w:w="3137"/>
-        <w:gridCol w:w="3137"/>
-        <w:gridCol w:w="3137"/>
+        <w:gridCol w:w="2353"/>
+        <w:gridCol w:w="2353"/>
+        <w:gridCol w:w="2353"/>
+        <w:gridCol w:w="2353"/>
       </w:tblGrid>
       <w:tr>
         <w:trPr>
@@ -83,7 +84,7 @@
         </w:trPr>
         <w:tc>
           <w:tcPr>
-            <w:tcW w:type="dxa" w:w="3137"/>
+            <w:tcW w:type="dxa" w:w="2353"/>
             <w:shd w:val="clear" w:color="auto" w:fill="221913"/>
           </w:tcPr>
           <w:p>
@@ -104,7 +105,7 @@
         </w:tc>
         <w:tc>
           <w:tcPr>
-            <w:tcW w:type="dxa" w:w="3137"/>
+            <w:tcW w:type="dxa" w:w="2353"/>
             <w:shd w:val="clear" w:color="auto" w:fill="221913"/>
           </w:tcPr>
           <w:p>
@@ -125,7 +126,7 @@
         </w:tc>
         <w:tc>
           <w:tcPr>
-            <w:tcW w:type="dxa" w:w="3137"/>
+            <w:tcW w:type="dxa" w:w="2353"/>
             <w:shd w:val="clear" w:color="auto" w:fill="221913"/>
           </w:tcPr>
           <w:p>
@@ -144,11 +145,32 @@
             </w:r>
           </w:p>
         </w:tc>
+        <w:tc>
+          <w:tcPr>
+            <w:tcW w:type="dxa" w:w="2353"/>
+            <w:shd w:val="clear" w:color="auto" w:fill="221913"/>
+          </w:tcPr>
+          <w:p>
+            <w:pPr>
+              <w:spacing w:before="40" w:after="40" w:line="276" w:lineRule="auto"/>
+            </w:pPr>
+            <w:r>
+              <w:rPr>
+                <w:rFonts w:ascii="Jost" w:hAnsi="Jost" w:cs="Jost" w:eastAsia="Jost"/>
+                <w:b/>
+                <w:i w:val="0"/>
+                <w:color w:val="FBF5EE"/>
+                <w:sz w:val="17"/>
+              </w:rPr>
+              <w:t>Healer's name (first visit)</w:t>
+            </w:r>
+          </w:p>
+        </w:tc>
       </w:tr>
       <w:tr>
         <w:tc>
           <w:tcPr>
-            <w:tcW w:type="dxa" w:w="3137"/>
+            <w:tcW w:type="dxa" w:w="2353"/>
           </w:tcPr>
           <w:p>
             <w:pPr>
@@ -168,7 +190,7 @@
         </w:tc>
         <w:tc>
           <w:tcPr>
-            <w:tcW w:type="dxa" w:w="3137"/>
+            <w:tcW w:type="dxa" w:w="2353"/>
           </w:tcPr>
           <w:p>
             <w:pPr>
@@ -188,7 +210,27 @@
         </w:tc>
         <w:tc>
           <w:tcPr>
-            <w:tcW w:type="dxa" w:w="3137"/>
+            <w:tcW w:type="dxa" w:w="2353"/>
+          </w:tcPr>
+          <w:p>
+            <w:pPr>
+              <w:spacing w:before="40" w:after="40" w:line="276" w:lineRule="auto"/>
+            </w:pPr>
+            <w:r>
+              <w:rPr>
+                <w:rFonts w:ascii="Jost" w:hAnsi="Jost" w:cs="Jost" w:eastAsia="Jost"/>
+                <w:b w:val="0"/>
+                <w:i w:val="0"/>
+                <w:color w:val="4A3A2C"/>
+                <w:sz w:val="17"/>
+              </w:rPr>
+              <w:t>__________________</w:t>
+            </w:r>
+          </w:p>
+        </w:tc>
+        <w:tc>
+          <w:tcPr>
+            <w:tcW w:type="dxa" w:w="2353"/>
           </w:tcPr>
           <w:p>
             <w:pPr>
@@ -352,6 +394,92 @@
                 <w:color w:val="4A3A2C"/>
                 <w:sz w:val="17"/>
               </w:rPr>
+              <w:t>How did you find us?</w:t>
+            </w:r>
+          </w:p>
+        </w:tc>
+        <w:tc>
+          <w:tcPr>
+            <w:tcW w:type="dxa" w:w="4706"/>
+            <w:shd w:val="clear" w:color="auto" w:fill="FBF5EE"/>
+          </w:tcPr>
+          <w:p>
+            <w:pPr>
+              <w:spacing w:before="40" w:after="40" w:line="276" w:lineRule="auto"/>
+            </w:pPr>
+            <w:r>
+              <w:rPr>
+                <w:rFonts w:ascii="Jost" w:hAnsi="Jost" w:cs="Jost" w:eastAsia="Jost"/>
+                <w:b w:val="0"/>
+                <w:i w:val="0"/>
+                <w:color w:val="4A3A2C"/>
+                <w:sz w:val="17"/>
+              </w:rPr>
+              <w:t>☐ Instagram / Facebook ad ☐ Google ☐ Friend ☐ Other: ______</w:t>
+            </w:r>
+          </w:p>
+        </w:tc>
+      </w:tr>
+      <w:tr>
+        <w:tc>
+          <w:tcPr>
+            <w:tcW w:type="dxa" w:w="4706"/>
+          </w:tcPr>
+          <w:p>
+            <w:pPr>
+              <w:spacing w:before="40" w:after="40" w:line="276" w:lineRule="auto"/>
+            </w:pPr>
+            <w:r>
+              <w:rPr>
+                <w:rFonts w:ascii="Jost" w:hAnsi="Jost" w:cs="Jost" w:eastAsia="Jost"/>
+                <w:b w:val="0"/>
+                <w:i w:val="0"/>
+                <w:color w:val="4A3A2C"/>
+                <w:sz w:val="17"/>
+              </w:rPr>
+              <w:t>How did you book?</w:t>
+            </w:r>
+          </w:p>
+        </w:tc>
+        <w:tc>
+          <w:tcPr>
+            <w:tcW w:type="dxa" w:w="4706"/>
+          </w:tcPr>
+          <w:p>
+            <w:pPr>
+              <w:spacing w:before="40" w:after="40" w:line="276" w:lineRule="auto"/>
+            </w:pPr>
+            <w:r>
+              <w:rPr>
+                <w:rFonts w:ascii="Jost" w:hAnsi="Jost" w:cs="Jost" w:eastAsia="Jost"/>
+                <w:b w:val="0"/>
+                <w:i w:val="0"/>
+                <w:color w:val="4A3A2C"/>
+                <w:sz w:val="17"/>
+              </w:rPr>
+              <w:t>☐ Website ☐ WhatsApp ☐ Phone ☐ Walk-in</w:t>
+            </w:r>
+          </w:p>
+        </w:tc>
+      </w:tr>
+      <w:tr>
+        <w:tc>
+          <w:tcPr>
+            <w:tcW w:type="dxa" w:w="4706"/>
+            <w:shd w:val="clear" w:color="auto" w:fill="FBF5EE"/>
+          </w:tcPr>
+          <w:p>
+            <w:pPr>
+              <w:spacing w:before="40" w:after="40" w:line="276" w:lineRule="auto"/>
+            </w:pPr>
+            <w:r>
+              <w:rPr>
+                <w:rFonts w:ascii="Jost" w:hAnsi="Jost" w:cs="Jost" w:eastAsia="Jost"/>
+                <w:b w:val="0"/>
+                <w:i w:val="0"/>
+                <w:color w:val="4A3A2C"/>
+                <w:sz w:val="17"/>
+              </w:rPr>
               <w:t>How did you visit?</w:t>
             </w:r>
           </w:p>
@@ -415,7 +543,7 @@
                 <w:color w:val="4A3A2C"/>
                 <w:sz w:val="17"/>
               </w:rPr>
-              <w:t>☐ Cryotherapy ☐ Red-Light Bed ☐ Infrared Sauna ☐ Hyperbaric Oxygen ☐ IV Nutrient Therapy ☐ Float</w:t>
+              <w:t>☐ Cryotherapy ☐ Red-Light Bed ☐ Infrared Sauna ☐ Hyperbaric Oxygen ☐ Dry Float Bed ☐ Salt Cabin</w:t>
             </w:r>
           </w:p>
         </w:tc>
@@ -449,7 +577,7 @@
                 <w:color w:val="4A3A2C"/>
                 <w:sz w:val="17"/>
               </w:rPr>
-              <w:t>☐ Compression ☐ Dry Float Bed ☐ Salt Cabin ☐ Cold Plunge ☐ Breathwork</w:t>
+              <w:t>☐ Cold Plunge ☐ Compression ☐ Breathwork ☐ Sound Healing ☐ Healer consultation</w:t>
             </w:r>
           </w:p>
         </w:tc>
@@ -968,7 +1096,7 @@
                 <w:color w:val="4A3A2C"/>
                 <w:sz w:val="17"/>
               </w:rPr>
-              <w:t>Explanation of the modality and safety</w:t>
+              <w:t>Your Healer consultation and personalised package (first visit)</w:t>
             </w:r>
           </w:p>
         </w:tc>
@@ -1074,7 +1202,7 @@
                 <w:color w:val="4A3A2C"/>
                 <w:sz w:val="17"/>
               </w:rPr>
-              <w:t>Cleanliness of the studio and equipment</w:t>
+              <w:t>Explanation of the modality and safety</w:t>
             </w:r>
           </w:p>
         </w:tc>
@@ -1177,7 +1305,216 @@
                 <w:color w:val="4A3A2C"/>
                 <w:sz w:val="17"/>
               </w:rPr>
-              <w:t>Robes, towels and changing areas</w:t>
+              <w:t>Cleanliness of the studio and equipment</w:t>
+            </w:r>
+          </w:p>
+        </w:tc>
+        <w:tc>
+          <w:tcPr>
+            <w:tcW w:type="dxa" w:w="1882"/>
+            <w:shd w:val="clear" w:color="auto" w:fill="FBF5EE"/>
+          </w:tcPr>
+          <w:p>
+            <w:pPr>
+              <w:spacing w:before="40" w:after="40" w:line="276" w:lineRule="auto"/>
+            </w:pPr>
+            <w:r>
+              <w:rPr>
+                <w:rFonts w:ascii="Jost" w:hAnsi="Jost" w:cs="Jost" w:eastAsia="Jost"/>
+                <w:b w:val="0"/>
+                <w:i w:val="0"/>
+                <w:color w:val="4A3A2C"/>
+                <w:sz w:val="17"/>
+              </w:rPr>
+              <w:t>☐</w:t>
+            </w:r>
+          </w:p>
+        </w:tc>
+        <w:tc>
+          <w:tcPr>
+            <w:tcW w:type="dxa" w:w="1882"/>
+            <w:shd w:val="clear" w:color="auto" w:fill="FBF5EE"/>
+          </w:tcPr>
+          <w:p>
+            <w:pPr>
+              <w:spacing w:before="40" w:after="40" w:line="276" w:lineRule="auto"/>
+            </w:pPr>
+            <w:r>
+              <w:rPr>
+                <w:rFonts w:ascii="Jost" w:hAnsi="Jost" w:cs="Jost" w:eastAsia="Jost"/>
+                <w:b w:val="0"/>
+                <w:i w:val="0"/>
+                <w:color w:val="4A3A2C"/>
+                <w:sz w:val="17"/>
+              </w:rPr>
+              <w:t>☐</w:t>
+            </w:r>
+          </w:p>
+        </w:tc>
+        <w:tc>
+          <w:tcPr>
+            <w:tcW w:type="dxa" w:w="1882"/>
+            <w:shd w:val="clear" w:color="auto" w:fill="FBF5EE"/>
+          </w:tcPr>
+          <w:p>
+            <w:pPr>
+              <w:spacing w:before="40" w:after="40" w:line="276" w:lineRule="auto"/>
+            </w:pPr>
+            <w:r>
+              <w:rPr>
+                <w:rFonts w:ascii="Jost" w:hAnsi="Jost" w:cs="Jost" w:eastAsia="Jost"/>
+                <w:b w:val="0"/>
+                <w:i w:val="0"/>
+                <w:color w:val="4A3A2C"/>
+                <w:sz w:val="17"/>
+              </w:rPr>
+              <w:t>☐</w:t>
+            </w:r>
+          </w:p>
+        </w:tc>
+        <w:tc>
+          <w:tcPr>
+            <w:tcW w:type="dxa" w:w="1882"/>
+            <w:shd w:val="clear" w:color="auto" w:fill="FBF5EE"/>
+          </w:tcPr>
+          <w:p>
+            <w:pPr>
+              <w:spacing w:before="40" w:after="40" w:line="276" w:lineRule="auto"/>
+            </w:pPr>
+            <w:r>
+              <w:rPr>
+                <w:rFonts w:ascii="Jost" w:hAnsi="Jost" w:cs="Jost" w:eastAsia="Jost"/>
+                <w:b w:val="0"/>
+                <w:i w:val="0"/>
+                <w:color w:val="4A3A2C"/>
+                <w:sz w:val="17"/>
+              </w:rPr>
+              <w:t>☐</w:t>
+            </w:r>
+          </w:p>
+        </w:tc>
+      </w:tr>
+      <w:tr>
+        <w:tc>
+          <w:tcPr>
+            <w:tcW w:type="dxa" w:w="1882"/>
+          </w:tcPr>
+          <w:p>
+            <w:pPr>
+              <w:spacing w:before="40" w:after="40" w:line="276" w:lineRule="auto"/>
+            </w:pPr>
+            <w:r>
+              <w:rPr>
+                <w:rFonts w:ascii="Jost" w:hAnsi="Jost" w:cs="Jost" w:eastAsia="Jost"/>
+                <w:b w:val="0"/>
+                <w:i w:val="0"/>
+                <w:color w:val="4A3A2C"/>
+                <w:sz w:val="17"/>
+              </w:rPr>
+              <w:t>Robes, towels, Aura clothing, slippers and changing areas</w:t>
+            </w:r>
+          </w:p>
+        </w:tc>
+        <w:tc>
+          <w:tcPr>
+            <w:tcW w:type="dxa" w:w="1882"/>
+          </w:tcPr>
+          <w:p>
+            <w:pPr>
+              <w:spacing w:before="40" w:after="40" w:line="276" w:lineRule="auto"/>
+            </w:pPr>
+            <w:r>
+              <w:rPr>
+                <w:rFonts w:ascii="Jost" w:hAnsi="Jost" w:cs="Jost" w:eastAsia="Jost"/>
+                <w:b w:val="0"/>
+                <w:i w:val="0"/>
+                <w:color w:val="4A3A2C"/>
+                <w:sz w:val="17"/>
+              </w:rPr>
+              <w:t>☐</w:t>
+            </w:r>
+          </w:p>
+        </w:tc>
+        <w:tc>
+          <w:tcPr>
+            <w:tcW w:type="dxa" w:w="1882"/>
+          </w:tcPr>
+          <w:p>
+            <w:pPr>
+              <w:spacing w:before="40" w:after="40" w:line="276" w:lineRule="auto"/>
+            </w:pPr>
+            <w:r>
+              <w:rPr>
+                <w:rFonts w:ascii="Jost" w:hAnsi="Jost" w:cs="Jost" w:eastAsia="Jost"/>
+                <w:b w:val="0"/>
+                <w:i w:val="0"/>
+                <w:color w:val="4A3A2C"/>
+                <w:sz w:val="17"/>
+              </w:rPr>
+              <w:t>☐</w:t>
+            </w:r>
+          </w:p>
+        </w:tc>
+        <w:tc>
+          <w:tcPr>
+            <w:tcW w:type="dxa" w:w="1882"/>
+          </w:tcPr>
+          <w:p>
+            <w:pPr>
+              <w:spacing w:before="40" w:after="40" w:line="276" w:lineRule="auto"/>
+            </w:pPr>
+            <w:r>
+              <w:rPr>
+                <w:rFonts w:ascii="Jost" w:hAnsi="Jost" w:cs="Jost" w:eastAsia="Jost"/>
+                <w:b w:val="0"/>
+                <w:i w:val="0"/>
+                <w:color w:val="4A3A2C"/>
+                <w:sz w:val="17"/>
+              </w:rPr>
+              <w:t>☐</w:t>
+            </w:r>
+          </w:p>
+        </w:tc>
+        <w:tc>
+          <w:tcPr>
+            <w:tcW w:type="dxa" w:w="1882"/>
+          </w:tcPr>
+          <w:p>
+            <w:pPr>
+              <w:spacing w:before="40" w:after="40" w:line="276" w:lineRule="auto"/>
+            </w:pPr>
+            <w:r>
+              <w:rPr>
+                <w:rFonts w:ascii="Jost" w:hAnsi="Jost" w:cs="Jost" w:eastAsia="Jost"/>
+                <w:b w:val="0"/>
+                <w:i w:val="0"/>
+                <w:color w:val="4A3A2C"/>
+                <w:sz w:val="17"/>
+              </w:rPr>
+              <w:t>☐</w:t>
+            </w:r>
+          </w:p>
+        </w:tc>
+      </w:tr>
+      <w:tr>
+        <w:tc>
+          <w:tcPr>
+            <w:tcW w:type="dxa" w:w="1882"/>
+            <w:shd w:val="clear" w:color="auto" w:fill="FBF5EE"/>
+          </w:tcPr>
+          <w:p>
+            <w:pPr>
+              <w:spacing w:before="40" w:after="40" w:line="276" w:lineRule="auto"/>
+            </w:pPr>
+            <w:r>
+              <w:rPr>
+                <w:rFonts w:ascii="Jost" w:hAnsi="Jost" w:cs="Jost" w:eastAsia="Jost"/>
+                <w:b w:val="0"/>
+                <w:i w:val="0"/>
+                <w:color w:val="4A3A2C"/>
+                <w:sz w:val="17"/>
+              </w:rPr>
+              <w:t>Refreshments</w:t>
             </w:r>
           </w:p>
         </w:tc>
